--- a/03_Outputs/final scripts/ar/Module 3/3.0.0-ar.docx
+++ b/03_Outputs/final scripts/ar/Module 3/3.0.0-ar.docx
@@ -29,7 +29,7 @@
     </w:p>
     <w:p>
       <w:r>
-        <w:t>هناك اعتبارات بيئية أيضًا. أنظمة الطاقة المتجددة تقلل من انبعاثات غازات الدفيئة، حيث تنتج الطاقة الشمسية حوالي سبعين بالمئة أقل من انبعاثات دورة الحياة مقارنة بالفحم. ومع ذلك، يجب تطوير هذه التقنيات بمسؤولية. يمكن أن تتسبب مشاريع الطاقة الكهرمائية الكبيرة في اضطرابات في النظم البيئية، وتحتاج مزارع الرياح والطاقة الشمسية إلى اختيار مواقع بعناية لتقليل تأثيرها على الموائل.</w:t>
+        <w:t>هناك اعتبارات بيئية أيضًا. أنظمة الطاقة المتجددة تقلل من انبعاثات غازات الدفيئة، حيث تنتج الطاقة الشمسية حوالي سبعين بالمئة أقل من انبعاثات دورة الحياة مقارنة بالفحم. ومع ذلك، يجب تطوير هذه التقنيات بمسؤولية. يمكن أن تتسبب مشاريع الطاقة الكهرومائية الكبيرة في اضطرابات في النظم البيئية، وتحتاج مزارع الرياح والطاقة الشمسية إلى اختيار مواقع بعناية لتقليل تأثيرها على الموائل.</w:t>
       </w:r>
     </w:p>
     <w:p>
